--- a/templates/Пропуск_вывоз_имущества.docx
+++ b/templates/Пропуск_вывоз_имущества.docx
@@ -7,6 +7,8 @@
         <w:spacing w:after="0" w:line="240" w:lineRule="auto"/>
         <w:jc w:val="both"/>
         <w:rPr>
+          <w:rFonts w:ascii="Times New Roman" w:hAnsi="Times New Roman"/>
+          <w:sz w:val="24"/>
           <w:lang w:val="ru-RU"/>
         </w:rPr>
       </w:pPr>
@@ -21,7 +23,7 @@
     </w:p>
     <w:p>
       <w:pPr>
-        <w:spacing w:after="0" w:line="240" w:lineRule="auto"/>
+        <w:spacing w:before="240" w:after="0" w:line="240" w:lineRule="auto"/>
         <w:rPr>
           <w:lang w:val="ru-RU"/>
         </w:rPr>
@@ -33,6 +35,14 @@
           <w:lang w:val="ru-RU"/>
         </w:rPr>
         <w:t xml:space="preserve">Область, район, объект: </w:t>
+      </w:r>
+      <w:r>
+        <w:rPr>
+          <w:rFonts w:ascii="Times New Roman" w:hAnsi="Times New Roman"/>
+          <w:sz w:val="24"/>
+          <w:lang w:val="ru-RU"/>
+        </w:rPr>
+        <w:t xml:space="preserve">Гомельская область, </w:t>
       </w:r>
       <w:r>
         <w:rPr>
@@ -91,7 +101,7 @@
     </w:p>
     <w:p>
       <w:pPr>
-        <w:spacing w:after="0" w:line="240" w:lineRule="auto"/>
+        <w:spacing w:before="240" w:after="0" w:line="240" w:lineRule="auto"/>
       </w:pPr>
       <w:r>
         <w:rPr>
@@ -130,10 +140,9 @@
         <w:t>Placeholder_1.2 Placeholder_1.3</w:t>
       </w:r>
     </w:p>
-    <w:p/>
     <w:p>
       <w:pPr>
-        <w:spacing w:after="0" w:line="240" w:lineRule="auto"/>
+        <w:spacing w:before="240" w:after="0" w:line="240" w:lineRule="auto"/>
         <w:rPr>
           <w:lang w:val="ru-RU"/>
         </w:rPr>
@@ -172,7 +181,7 @@
     </w:p>
     <w:p>
       <w:pPr>
-        <w:spacing w:after="0" w:line="240" w:lineRule="auto"/>
+        <w:spacing w:before="240" w:after="0" w:line="240" w:lineRule="auto"/>
         <w:rPr>
           <w:lang w:val="ru-RU"/>
         </w:rPr>
@@ -242,8 +251,10 @@
     </w:p>
     <w:p>
       <w:pPr>
-        <w:spacing w:before="120"/>
+        <w:spacing w:after="0" w:line="240" w:lineRule="auto"/>
         <w:rPr>
+          <w:rFonts w:ascii="Times New Roman" w:hAnsi="Times New Roman"/>
+          <w:sz w:val="24"/>
           <w:lang w:val="ru-RU"/>
         </w:rPr>
       </w:pPr>
